--- a/Tuan5/Phiếu_BÁO CÁO HỌC TẬP CÁ NHÂN NHÓM 2.docx
+++ b/Tuan5/Phiếu_BÁO CÁO HỌC TẬP CÁ NHÂN NHÓM 2.docx
@@ -78,9 +78,6 @@
             <w:r>
               <w:t>Nguyễn Ánh Vân</w:t>
             </w:r>
-            <w:r>
-              <w:t>(Nhóm trưởng)</w:t>
-            </w:r>
           </w:p>
         </w:tc>
         <w:tc>
@@ -1496,7 +1493,11 @@
             <w:tcW w:w="3119" w:type="dxa"/>
             <w:vMerge w:val="restart"/>
           </w:tcPr>
-          <w:p/>
+          <w:p>
+            <w:r>
+              <w:t>Hoàn thành 100%</w:t>
+            </w:r>
+          </w:p>
         </w:tc>
         <w:tc>
           <w:tcPr>
@@ -2093,7 +2094,7 @@
           </w:tcPr>
           <w:p>
             <w:r>
-              <w:t>Nguyễn Ánh Vân(Nhóm trưởng)</w:t>
+              <w:t>Nguyễn Ánh Vân</w:t>
             </w:r>
           </w:p>
         </w:tc>
@@ -2312,10 +2313,7 @@
         <w:jc w:val="both"/>
       </w:pPr>
       <w:r>
-        <w:t>Hoạt động 2: Cài đặt thuật toán và xây dựng hệ thống phần mềm mô phỏng ứng dụng</w:t>
-      </w:r>
-      <w:r>
-        <w:t>.</w:t>
+        <w:t>Hoạt động 2: Cài đặt thuật toán và xây dựng hệ thống phần mềm mô phỏng ứng dụng.</w:t>
       </w:r>
     </w:p>
     <w:p>
@@ -2328,10 +2326,7 @@
         <w:jc w:val="both"/>
       </w:pPr>
       <w:r>
-        <w:t>Hoạt động 3: Phân tích kết quả thực nghiệm và viết báo cáo tổng kết đề tài</w:t>
-      </w:r>
-      <w:r>
-        <w:t>.</w:t>
+        <w:t>Hoạt động 3: Phân tích kết quả thực nghiệm và viết báo cáo tổng kết đề tài.</w:t>
       </w:r>
     </w:p>
     <w:p>
@@ -2810,7 +2805,10 @@
           </w:tcPr>
           <w:p>
             <w:r>
-              <w:t>Nguyễn Ánh Vân(Nhóm trưởng)</w:t>
+              <w:t>Nguyễ</w:t>
+            </w:r>
+            <w:r>
+              <w:t>n Ánh Vân</w:t>
             </w:r>
           </w:p>
         </w:tc>
@@ -2934,8 +2932,6 @@
           <w:lang w:val="vi-VN"/>
         </w:rPr>
       </w:pPr>
-      <w:bookmarkStart w:id="1" w:name="_GoBack"/>
-      <w:bookmarkEnd w:id="1"/>
     </w:p>
     <w:p>
       <w:r>
@@ -3103,13 +3099,7 @@
               <w:rPr>
                 <w:rStyle w:val="citation-622"/>
               </w:rPr>
-              <w:t>L</w:t>
-            </w:r>
-            <w:r>
-              <w:rPr>
-                <w:rStyle w:val="citation-622"/>
-              </w:rPr>
-              <w:t>ập dàn ý báo cáo, phân công công việc nội bộ nhóm và viết phần Lời nói đầu, Mục 1.3</w:t>
+              <w:t>Lập dàn ý báo cáo, phân công công việc nội bộ nhóm và viết phần Lời nói đầu, Mục 1.3</w:t>
             </w:r>
             <w:r>
               <w:rPr>
@@ -3126,25 +3116,7 @@
           </w:tcPr>
           <w:p>
             <w:r>
-              <w:t>Tìm tài liệu, nghiên cứu lý thuyế</w:t>
-            </w:r>
-            <w:r>
-              <w:t xml:space="preserve">t, </w:t>
-            </w:r>
-            <w:r>
-              <w:t xml:space="preserve">nghiên cứu giáo trình và tìm kiếm </w:t>
-            </w:r>
-            <w:r>
-              <w:t xml:space="preserve">thông tin trên </w:t>
-            </w:r>
-            <w:r>
-              <w:t>trên mạng</w:t>
-            </w:r>
-            <w:r>
-              <w:t xml:space="preserve"> internet</w:t>
-            </w:r>
-            <w:r>
-              <w:t>.</w:t>
+              <w:t>Tìm tài liệu, nghiên cứu lý thuyết, nghiên cứu giáo trình và tìm kiếm thông tin trên trên mạng internet.</w:t>
             </w:r>
           </w:p>
         </w:tc>
@@ -3180,10 +3152,7 @@
           </w:tcPr>
           <w:p>
             <w:r>
-              <w:t>Nghiên cứu và viết báo cáo Mục 1.1: Tổng quan về An ninh mạng</w:t>
-            </w:r>
-            <w:r>
-              <w:t>.</w:t>
+              <w:t>Nghiên cứu và viết báo cáo Mục 1.1: Tổng quan về An ninh mạng.</w:t>
             </w:r>
           </w:p>
         </w:tc>
@@ -3226,10 +3195,7 @@
           </w:tcPr>
           <w:p>
             <w:r>
-              <w:t>Nghiên cứu và viết báo cáo Mục 1.1: Tổng quan về An ninh mạng</w:t>
-            </w:r>
-            <w:r>
-              <w:t>.</w:t>
+              <w:t>Nghiên cứu và viết báo cáo Mục 1.1: Tổng quan về An ninh mạng.</w:t>
             </w:r>
           </w:p>
         </w:tc>
@@ -3272,10 +3238,7 @@
           </w:tcPr>
           <w:p>
             <w:r>
-              <w:t>Nghiên cứu và viết báo cáo Mục 1.2: Các kiến thức cơ sở toán học</w:t>
-            </w:r>
-            <w:r>
-              <w:t>.</w:t>
+              <w:t>Nghiên cứu và viết báo cáo Mục 1.2: Các kiến thức cơ sở toán học.</w:t>
             </w:r>
           </w:p>
         </w:tc>
@@ -3318,10 +3281,7 @@
           </w:tcPr>
           <w:p>
             <w:r>
-              <w:t>Nghiên cứu và viết báo cáo Mục 2.1.2: Các phương pháp mã hóa phổ biến hiện nay</w:t>
-            </w:r>
-            <w:r>
-              <w:t>.</w:t>
+              <w:t>Nghiên cứu và viết báo cáo Mục 2.1.2: Các phương pháp mã hóa phổ biến hiện nay.</w:t>
             </w:r>
           </w:p>
         </w:tc>
@@ -3379,13 +3339,7 @@
           </w:tcPr>
           <w:p>
             <w:r>
-              <w:t>Tìm tài liệu, nghiên cứu lý thuyết, nghiên cứu giáo trình và tìm kiếm trên mạng</w:t>
-            </w:r>
-            <w:r>
-              <w:t xml:space="preserve"> internet</w:t>
-            </w:r>
-            <w:r>
-              <w:t>.</w:t>
+              <w:t>Tìm tài liệu, nghiên cứu lý thuyết, nghiên cứu giáo trình và tìm kiếm trên mạng internet.</w:t>
             </w:r>
           </w:p>
         </w:tc>
@@ -3846,25 +3800,7 @@
           </w:tcPr>
           <w:p>
             <w:r>
-              <w:t xml:space="preserve">Sử dụng </w:t>
-            </w:r>
-            <w:r>
-              <w:t>IntelliJ IDEA</w:t>
-            </w:r>
-            <w:r>
-              <w:t xml:space="preserve"> để tiếp tục cài đặt chương trình Java. Sử dụ</w:t>
-            </w:r>
-            <w:r>
-              <w:t>ng Visual Studio</w:t>
-            </w:r>
-            <w:r>
-              <w:t xml:space="preserve"> để cài đặt chương trình</w:t>
-            </w:r>
-            <w:r>
-              <w:t xml:space="preserve"> C#</w:t>
-            </w:r>
-            <w:r>
-              <w:t>.</w:t>
+              <w:t>Sử dụng IntelliJ IDEA để tiếp tục cài đặt chương trình Java. Sử dụng Visual Studio để cài đặt chương trình C#.</w:t>
             </w:r>
           </w:p>
         </w:tc>
@@ -4099,13 +4035,7 @@
           </w:tcPr>
           <w:p>
             <w:r>
-              <w:t>Tìm tài liệu, nghiên cứu lý thuyết, nghiên cứu giáo trình, tìm kiếm trên mạng</w:t>
-            </w:r>
-            <w:r>
-              <w:t xml:space="preserve"> internet</w:t>
-            </w:r>
-            <w:r>
-              <w:t>, trao đổi với các thành viên trong nhóm.</w:t>
+              <w:t>Tìm tài liệu, nghiên cứu lý thuyết, nghiên cứu giáo trình, tìm kiếm trên mạng internet, trao đổi với các thành viên trong nhóm.</w:t>
             </w:r>
           </w:p>
         </w:tc>
@@ -4317,10 +4247,7 @@
               </w:rPr>
             </w:pPr>
             <w:r>
-              <w:t>Viết báo cáo phần 3.2. Bài học kinh nghiệ</w:t>
-            </w:r>
-            <w:r>
-              <w:t xml:space="preserve">m, </w:t>
+              <w:t xml:space="preserve">Viết báo cáo phần 3.2. Bài học kinh nghiệm, </w:t>
             </w:r>
             <w:r>
               <w:rPr>
@@ -4569,10 +4496,10 @@
         <w:t>Phạm Văn Hiệp</w:t>
       </w:r>
     </w:p>
-    <w:p/>
-    <w:p/>
-    <w:p/>
-    <w:p/>
+    <w:p>
+      <w:bookmarkStart w:id="1" w:name="_GoBack"/>
+      <w:bookmarkEnd w:id="1"/>
+    </w:p>
     <w:sectPr>
       <w:pgSz w:w="15840" w:h="12240" w:orient="landscape"/>
       <w:pgMar w:top="851" w:right="1134" w:bottom="1134" w:left="1418" w:header="720" w:footer="720" w:gutter="0"/>
@@ -5607,6 +5534,7 @@
   <w:style w:type="character" w:default="1" w:styleId="DefaultParagraphFont">
     <w:name w:val="Default Paragraph Font"/>
     <w:uiPriority w:val="1"/>
+    <w:semiHidden/>
     <w:unhideWhenUsed/>
   </w:style>
   <w:style w:type="table" w:default="1" w:styleId="TableNormal">
